--- a/packages/domain/plantillas/maestras/1tesista/ETAPA02/INVITACIÓN PÚBLICA_TESIS-01 TESISTA.docx
+++ b/packages/domain/plantillas/maestras/1tesista/ETAPA02/INVITACIÓN PÚBLICA_TESIS-01 TESISTA.docx
@@ -147,7 +147,7 @@
         <w:widowControl w:val="0"/>
         <w:spacing w:line="240" w:lineRule="auto"/>
         <w:ind w:right="77"/>
-        <w:jc w:val="both"/>
+        <w:jc w:val="left"/>
         <w:rPr>
           <w:rFonts w:ascii="Calibri" w:cs="Calibri" w:eastAsia="Calibri" w:hAnsi="Calibri"/>
           <w:sz w:val="20"/>
@@ -163,7 +163,7 @@
     <w:p>
       <w:pPr>
         <w:spacing w:line="360" w:lineRule="auto"/>
-        <w:jc w:val="both"/>
+        <w:jc w:val="left"/>
         <w:rPr>
           <w:rFonts w:ascii="Calibri" w:cs="Calibri" w:eastAsia="Calibri" w:hAnsi="Calibri"/>
           <w:sz w:val="20"/>
@@ -200,7 +200,7 @@
       <w:pPr>
         <w:widowControl w:val="0"/>
         <w:spacing w:line="360" w:lineRule="auto"/>
-        <w:jc w:val="both"/>
+        <w:jc w:val="left"/>
         <w:rPr>
           <w:rFonts w:ascii="Calibri" w:cs="Calibri" w:eastAsia="Calibri" w:hAnsi="Calibri"/>
           <w:sz w:val="20"/>
@@ -216,7 +216,7 @@
     <w:p>
       <w:pPr>
         <w:spacing w:line="360" w:lineRule="auto"/>
-        <w:jc w:val="both"/>
+        <w:jc w:val="left"/>
         <w:rPr>
           <w:rFonts w:ascii="Calibri" w:cs="Calibri" w:eastAsia="Calibri" w:hAnsi="Calibri"/>
           <w:sz w:val="20"/>
@@ -260,7 +260,7 @@
         </w:tabs>
         <w:spacing w:before="163" w:line="360" w:lineRule="auto"/>
         <w:ind w:right="77"/>
-        <w:jc w:val="both"/>
+        <w:jc w:val="left"/>
         <w:rPr>
           <w:rFonts w:ascii="Calibri" w:cs="Calibri" w:eastAsia="Calibri" w:hAnsi="Calibri"/>
           <w:b w:val="1"/>
@@ -289,7 +289,7 @@
         </w:tabs>
         <w:spacing w:line="360" w:lineRule="auto"/>
         <w:ind w:right="77"/>
-        <w:jc w:val="both"/>
+        <w:jc w:val="left"/>
         <w:rPr>
           <w:rFonts w:ascii="Calibri" w:cs="Calibri" w:eastAsia="Calibri" w:hAnsi="Calibri"/>
           <w:b w:val="1"/>
@@ -329,7 +329,7 @@
         </w:tabs>
         <w:spacing w:before="1" w:line="360" w:lineRule="auto"/>
         <w:ind w:right="77"/>
-        <w:jc w:val="both"/>
+        <w:jc w:val="left"/>
         <w:rPr>
           <w:rFonts w:ascii="Calibri" w:cs="Calibri" w:eastAsia="Calibri" w:hAnsi="Calibri"/>
           <w:b w:val="1"/>
@@ -369,7 +369,7 @@
         </w:tabs>
         <w:spacing w:line="360" w:lineRule="auto"/>
         <w:ind w:right="77"/>
-        <w:jc w:val="both"/>
+        <w:jc w:val="left"/>
         <w:rPr>
           <w:rFonts w:ascii="Calibri" w:cs="Calibri" w:eastAsia="Calibri" w:hAnsi="Calibri"/>
           <w:b w:val="1"/>
@@ -410,7 +410,7 @@
         </w:tabs>
         <w:spacing w:line="360" w:lineRule="auto"/>
         <w:ind w:right="77"/>
-        <w:jc w:val="both"/>
+        <w:jc w:val="left"/>
         <w:rPr>
           <w:rFonts w:ascii="Calibri" w:cs="Calibri" w:eastAsia="Calibri" w:hAnsi="Calibri"/>
           <w:b w:val="1"/>
@@ -450,7 +450,7 @@
         </w:tabs>
         <w:spacing w:before="8" w:line="360" w:lineRule="auto"/>
         <w:ind w:right="77"/>
-        <w:jc w:val="both"/>
+        <w:jc w:val="left"/>
         <w:rPr>
           <w:rFonts w:ascii="Calibri" w:cs="Calibri" w:eastAsia="Calibri" w:hAnsi="Calibri"/>
           <w:b w:val="1"/>
@@ -473,7 +473,7 @@
         </w:tabs>
         <w:spacing w:before="8" w:line="360" w:lineRule="auto"/>
         <w:ind w:right="77"/>
-        <w:jc w:val="both"/>
+        <w:jc w:val="left"/>
         <w:rPr>
           <w:rFonts w:ascii="Calibri" w:cs="Calibri" w:eastAsia="Calibri" w:hAnsi="Calibri"/>
           <w:b w:val="1"/>
@@ -503,7 +503,7 @@
           <w:szCs w:val="20"/>
           <w:rtl w:val="0"/>
         </w:rPr>
-        <w:t xml:space="preserve">&lt;&lt;FECHA DE CONFORMIDAD&gt;&gt;</w:t>
+        <w:t xml:space="preserve">&lt;&lt;FECHA DE SUSTENTACION&gt;&gt;</w:t>
       </w:r>
       <w:r>
         <w:rPr>
@@ -585,7 +585,7 @@
           <w:highlight w:val="white"/>
           <w:rtl w:val="0"/>
         </w:rPr>
-        <w:t xml:space="preserve">Sala de grados de Ing. Industrial</w:t>
+        <w:t xml:space="preserve">&lt;&lt;LUGAR SUSTENTACION&gt;&gt;</w:t>
       </w:r>
     </w:p>
     <w:p>
@@ -643,7 +643,7 @@
           <w:szCs w:val="20"/>
           <w:rtl w:val="0"/>
         </w:rPr>
-        <w:t xml:space="preserve">&lt;&lt;FECHA DE DICTAMEN&gt;&gt; </w:t>
+        <w:t xml:space="preserve">&lt;&lt;FECHA DE INVITACIÓN PÚBLICA&gt;&gt; </w:t>
       </w:r>
       <w:r>
         <w:rPr>
